--- a/Отчет_Лабораторная_3.docx
+++ b/Отчет_Лабораторная_3.docx
@@ -27,6 +27,7 @@
       <w:r>
         <w:rPr>
           <w:b/>
+          <w:lang w:val="ru-RU"/>
         </w:rPr>
         <w:t>«</w:t>
       </w:r>
@@ -36,6 +37,7 @@
           <w:bCs/>
           <w:i/>
           <w:iCs/>
+          <w:lang w:val="ru-RU"/>
         </w:rPr>
         <w:t>Основы обработки цифровых изображений</w:t>
       </w:r>
@@ -59,14 +61,7 @@
           <w:b/>
           <w:lang w:val="ru-RU"/>
         </w:rPr>
-        <w:t>Ц</w:t>
-      </w:r>
-      <w:r>
-        <w:rPr>
-          <w:b/>
-          <w:lang w:val="ru-RU"/>
-        </w:rPr>
-        <w:t>ель работы</w:t>
+        <w:t>Цель работы</w:t>
       </w:r>
     </w:p>
     <w:p>
@@ -79,13 +74,7 @@
         <w:rPr>
           <w:lang w:val="ru-RU"/>
         </w:rPr>
-        <w:t xml:space="preserve">Изучить принципы низкочастотной фильтрации и морфологической обработки цифровых изображений. Реализовать основные алгоритмы </w:t>
-      </w:r>
-      <w:r>
-        <w:rPr>
-          <w:lang w:val="ru-RU"/>
-        </w:rPr>
-        <w:t>сглаживания и морфологические преобразования, исследовать влияние параметров фильтрации на подавление шума, сохранение границ и выделение деталей изображения.</w:t>
+        <w:t>Изучить принципы низкочастотной фильтрации и морфологической обработки цифровых изображений. Реализовать основные алгоритмы сглаживания и морфологические преобразования, исследовать влияние параметров фильтрации на подавление шума, сохранение границ и выделение деталей изображения.</w:t>
       </w:r>
     </w:p>
     <w:p>
@@ -134,13 +123,7 @@
         <w:rPr>
           <w:lang w:val="ru-RU"/>
         </w:rPr>
-        <w:t>. Для загрузки, отображения и обработки изображений использу</w:t>
-      </w:r>
-      <w:r>
-        <w:rPr>
-          <w:lang w:val="ru-RU"/>
-        </w:rPr>
-        <w:t xml:space="preserve">ется </w:t>
+        <w:t xml:space="preserve">. Для загрузки, отображения и обработки изображений используется </w:t>
       </w:r>
       <w:r>
         <w:t>Canvas</w:t>
@@ -201,13 +184,21 @@
         <w:rPr>
           <w:lang w:val="ru-RU"/>
         </w:rPr>
-        <w:t>В программе реализованы усредняющи</w:t>
+        <w:t xml:space="preserve">В программе реализованы усредняющий, </w:t>
       </w:r>
+      <w:proofErr w:type="spellStart"/>
       <w:r>
         <w:rPr>
           <w:lang w:val="ru-RU"/>
         </w:rPr>
-        <w:t>й, гауссовский и медианный фильтры.</w:t>
+        <w:t>гауссовский</w:t>
+      </w:r>
+      <w:proofErr w:type="spellEnd"/>
+      <w:r>
+        <w:rPr>
+          <w:lang w:val="ru-RU"/>
+        </w:rPr>
+        <w:t xml:space="preserve"> и медианный фильтры.</w:t>
       </w:r>
     </w:p>
     <w:p>
@@ -220,13 +211,42 @@
         <w:rPr>
           <w:lang w:val="ru-RU"/>
         </w:rPr>
-        <w:t>Усредняющий фильтр заменяет яркость каждого пикселя средним значением яркости пикселей в заданной окрестности. Фильтр снижает локальные перепады яркости и подавляет шум, однако при увеличении размера окна приводит к заме</w:t>
+        <w:t>Усредняющий фильтр заменяет яркость каждого пикселя средним значением яркости пикселей в заданной окрестности. Фильтр снижает локальные перепады яркости и подавляет шум, однако при увеличении размера окна приводит к заметному размытию границ и мелких деталей.</w:t>
       </w:r>
+    </w:p>
+    <w:p>
+      <w:pPr>
+        <w:rPr>
+          <w:lang w:val="ru-RU"/>
+        </w:rPr>
+      </w:pPr>
+      <w:proofErr w:type="spellStart"/>
       <w:r>
         <w:rPr>
           <w:lang w:val="ru-RU"/>
         </w:rPr>
-        <w:t>тному размытию границ и мелких деталей.</w:t>
+        <w:t>Гауссовский</w:t>
+      </w:r>
+      <w:proofErr w:type="spellEnd"/>
+      <w:r>
+        <w:rPr>
+          <w:lang w:val="ru-RU"/>
+        </w:rPr>
+        <w:t xml:space="preserve"> фильтр выполняет взвешенное усреднение соседних пикселей с использованием </w:t>
+      </w:r>
+      <w:proofErr w:type="spellStart"/>
+      <w:r>
+        <w:rPr>
+          <w:lang w:val="ru-RU"/>
+        </w:rPr>
+        <w:t>гауссовского</w:t>
+      </w:r>
+      <w:proofErr w:type="spellEnd"/>
+      <w:r>
+        <w:rPr>
+          <w:lang w:val="ru-RU"/>
+        </w:rPr>
+        <w:t xml:space="preserve"> ядра. Наибольший вес получают пиксели, расположенные ближе к центру окна. Такое распределение весов обеспечивает плавное сглаживание изображения.</w:t>
       </w:r>
     </w:p>
     <w:p>
@@ -239,32 +259,7 @@
         <w:rPr>
           <w:lang w:val="ru-RU"/>
         </w:rPr>
-        <w:t>Гауссовский фильтр выполняет взвешенное усреднение соседних пикселей с использованием гауссовского ядра. Наибольший вес получают пиксели, расположенные ближе к центру окна. Такое распределение весов обеспечивает плав</w:t>
-      </w:r>
-      <w:r>
-        <w:rPr>
-          <w:lang w:val="ru-RU"/>
-        </w:rPr>
-        <w:t>ное сглаживание изображения.</w:t>
-      </w:r>
-    </w:p>
-    <w:p>
-      <w:pPr>
-        <w:rPr>
-          <w:lang w:val="ru-RU"/>
-        </w:rPr>
-      </w:pPr>
-      <w:r>
-        <w:rPr>
-          <w:lang w:val="ru-RU"/>
-        </w:rPr>
-        <w:t>Медианный фильтр заменяет значение пикселя медианой значений его окрестности. Он особенно эффективен при подавлении импульсного шума, представленного отдельными светлыми и тёмными точками, и обычно лучше сохраняет границы объек</w:t>
-      </w:r>
-      <w:r>
-        <w:rPr>
-          <w:lang w:val="ru-RU"/>
-        </w:rPr>
-        <w:t>тов по сравнению с линейными фильтрами.</w:t>
+        <w:t>Медианный фильтр заменяет значение пикселя медианой значений его окрестности. Он особенно эффективен при подавлении импульсного шума, представленного отдельными светлыми и тёмными точками, и обычно лучше сохраняет границы объектов по сравнению с линейными фильтрами.</w:t>
       </w:r>
     </w:p>
     <w:p>
@@ -292,14 +287,7 @@
           <w:b/>
           <w:lang w:val="ru-RU"/>
         </w:rPr>
-        <w:t xml:space="preserve">2. Обработка граничных </w:t>
-      </w:r>
-      <w:r>
-        <w:rPr>
-          <w:b/>
-          <w:lang w:val="ru-RU"/>
-        </w:rPr>
-        <w:t>пикселей</w:t>
+        <w:t>2. Обработка граничных пикселей</w:t>
       </w:r>
     </w:p>
     <w:p>
@@ -352,13 +340,7 @@
         <w:rPr>
           <w:lang w:val="ru-RU"/>
         </w:rPr>
-        <w:t xml:space="preserve"> использует значения ближайших граничных пикселей за преде</w:t>
-      </w:r>
-      <w:r>
-        <w:rPr>
-          <w:lang w:val="ru-RU"/>
-        </w:rPr>
-        <w:t xml:space="preserve">лами изображения. Метод </w:t>
+        <w:t xml:space="preserve"> использует значения ближайших граничных пикселей за пределами изображения. Метод </w:t>
       </w:r>
       <w:r>
         <w:t>Reflect</w:t>
@@ -395,19 +377,21 @@
         <w:rPr>
           <w:lang w:val="ru-RU"/>
         </w:rPr>
-        <w:t xml:space="preserve">Для усредняющего </w:t>
+        <w:t xml:space="preserve">Для усредняющего и </w:t>
       </w:r>
+      <w:proofErr w:type="spellStart"/>
       <w:r>
         <w:rPr>
           <w:lang w:val="ru-RU"/>
         </w:rPr>
-        <w:t>и гауссовского сглаживания применяется разделяемая свёртка: двумерная операция выполняется в два этапа — сначала по строкам, затем по столбцам. Такой подход уменьшает количество вычислений по сравнению с непосредственным применением двумерного ядра и повыш</w:t>
+        <w:t>гауссовского</w:t>
       </w:r>
+      <w:proofErr w:type="spellEnd"/>
       <w:r>
         <w:rPr>
           <w:lang w:val="ru-RU"/>
         </w:rPr>
-        <w:t>ает эффективность обработки изображений.</w:t>
+        <w:t xml:space="preserve"> сглаживания применяется разделяемая свёртка: двумерная операция выполняется в два этапа — сначала по строкам, затем по столбцам. Такой подход уменьшает количество вычислений по сравнению с непосредственным применением двумерного ядра и повышает эффективность обработки изображений.</w:t>
       </w:r>
     </w:p>
     <w:p>
@@ -426,6 +410,11 @@
       </w:r>
     </w:p>
     <w:p>
+      <w:pPr>
+        <w:rPr>
+          <w:lang w:val="ru-RU"/>
+        </w:rPr>
+      </w:pPr>
       <w:r>
         <w:rPr>
           <w:lang w:val="ru-RU"/>
@@ -433,156 +422,511 @@
         <w:t xml:space="preserve">Реализованы операции эрозии, дилатации, морфологического открытия, закрытия и морфологического градиента. </w:t>
       </w:r>
       <w:r>
-        <w:t>Для выполнения операций используется структурирующий элемент, форма и размер кото</w:t>
-      </w:r>
-      <w:r>
-        <w:t>рого определяют характер изменения объектов.</w:t>
+        <w:rPr>
+          <w:lang w:val="ru-RU"/>
+        </w:rPr>
+        <w:t>Для выполнения операций используется структурирующий элемент, форма и размер которого определяют характер изменения объектов.</w:t>
       </w:r>
     </w:p>
     <w:p>
+      <w:pPr>
+        <w:rPr>
+          <w:lang w:val="ru-RU"/>
+        </w:rPr>
+      </w:pPr>
       <w:r>
+        <w:rPr>
+          <w:lang w:val="ru-RU"/>
+        </w:rPr>
         <w:t>Эрозия уменьшает области переднего плана и удаляет небольшие выступы. Дилатация расширяет эти области, что позволяет соединять близко расположенные элементы и уменьшать небольшие разрывы.</w:t>
       </w:r>
     </w:p>
     <w:p>
+      <w:pPr>
+        <w:rPr>
+          <w:lang w:val="ru-RU"/>
+        </w:rPr>
+      </w:pPr>
       <w:r>
-        <w:t>Морфологическое открыти</w:t>
-      </w:r>
-      <w:r>
-        <w:t xml:space="preserve">е представляет собой последовательное выполнение эрозии и дилатации. Оно применяется для удаления мелких объектов и выступов, не соответствующих размеру структурирующего элемента. Морфологическое закрытие выполняется сначала дилатацией, затем эрозией; оно </w:t>
-      </w:r>
-      <w:r>
-        <w:t>позволяет заполнять небольшие отверстия и соединять близко расположенные участки.</w:t>
+        <w:rPr>
+          <w:lang w:val="ru-RU"/>
+        </w:rPr>
+        <w:t>Морфологическое открытие представляет собой последовательное выполнение эрозии и дилатации. Оно применяется для удаления мелких объектов и выступов, не соответствующих размеру структурирующего элемента. Морфологическое закрытие выполняется сначала дилатацией, затем эрозией; оно позволяет заполнять небольшие отверстия и соединять близко расположенные участки.</w:t>
       </w:r>
     </w:p>
     <w:p>
+      <w:pPr>
+        <w:rPr>
+          <w:lang w:val="ru-RU"/>
+        </w:rPr>
+      </w:pPr>
       <w:r>
+        <w:rPr>
+          <w:lang w:val="ru-RU"/>
+        </w:rPr>
         <w:t>Морфологический градиент определяется как разность результатов дилатации и эрозии. Он подчёркивает контуры объектов и может использоваться для анализа их границ.</w:t>
       </w:r>
     </w:p>
     <w:p>
+      <w:pPr>
+        <w:rPr>
+          <w:lang w:val="ru-RU"/>
+        </w:rPr>
+      </w:pPr>
       <w:r>
-        <w:t>Изменение фо</w:t>
-      </w:r>
-      <w:r>
-        <w:t>рмы и размера структурирующего элемента позволяет оценить влияние этих параметров на сохранение формы объектов, удаление мелких деталей и заполнение разрывов.</w:t>
+        <w:rPr>
+          <w:lang w:val="ru-RU"/>
+        </w:rPr>
+        <w:t>Изменение формы и размера структурирующего элемента позволяет оценить влияние этих параметров на сохранение формы объектов, удаление мелких деталей и заполнение разрывов.</w:t>
       </w:r>
     </w:p>
     <w:p>
       <w:pPr>
         <w:spacing w:before="160"/>
+        <w:rPr>
+          <w:lang w:val="ru-RU"/>
+        </w:rPr>
       </w:pPr>
       <w:r>
         <w:rPr>
           <w:b/>
+          <w:lang w:val="ru-RU"/>
         </w:rPr>
-        <w:t>5. Преобразования Top-Hat и Black-Hat</w:t>
+        <w:t xml:space="preserve">5. Преобразования </w:t>
+      </w:r>
+      <w:r>
+        <w:rPr>
+          <w:b/>
+        </w:rPr>
+        <w:t>Top</w:t>
+      </w:r>
+      <w:r>
+        <w:rPr>
+          <w:b/>
+          <w:lang w:val="ru-RU"/>
+        </w:rPr>
+        <w:t>-</w:t>
+      </w:r>
+      <w:r>
+        <w:rPr>
+          <w:b/>
+        </w:rPr>
+        <w:t>Hat</w:t>
+      </w:r>
+      <w:r>
+        <w:rPr>
+          <w:b/>
+          <w:lang w:val="ru-RU"/>
+        </w:rPr>
+        <w:t xml:space="preserve"> и </w:t>
+      </w:r>
+      <w:r>
+        <w:rPr>
+          <w:b/>
+        </w:rPr>
+        <w:t>Black</w:t>
+      </w:r>
+      <w:r>
+        <w:rPr>
+          <w:b/>
+          <w:lang w:val="ru-RU"/>
+        </w:rPr>
+        <w:t>-</w:t>
+      </w:r>
+      <w:r>
+        <w:rPr>
+          <w:b/>
+        </w:rPr>
+        <w:t>Hat</w:t>
       </w:r>
     </w:p>
     <w:p>
+      <w:pPr>
+        <w:rPr>
+          <w:lang w:val="ru-RU"/>
+        </w:rPr>
+      </w:pPr>
       <w:r>
-        <w:lastRenderedPageBreak/>
-        <w:t>Для выделения деталей на фоне реализованы преобразования To</w:t>
+        <w:rPr>
+          <w:lang w:val="ru-RU"/>
+        </w:rPr>
+        <w:t xml:space="preserve">Для выделения деталей на фоне реализованы преобразования </w:t>
       </w:r>
       <w:r>
-        <w:t>p-Hat и Black-Hat.</w:t>
+        <w:t>Top</w:t>
+      </w:r>
+      <w:r>
+        <w:rPr>
+          <w:lang w:val="ru-RU"/>
+        </w:rPr>
+        <w:t>-</w:t>
+      </w:r>
+      <w:r>
+        <w:t>Hat</w:t>
+      </w:r>
+      <w:r>
+        <w:rPr>
+          <w:lang w:val="ru-RU"/>
+        </w:rPr>
+        <w:t xml:space="preserve"> и </w:t>
+      </w:r>
+      <w:r>
+        <w:t>Black</w:t>
+      </w:r>
+      <w:r>
+        <w:rPr>
+          <w:lang w:val="ru-RU"/>
+        </w:rPr>
+        <w:t>-</w:t>
+      </w:r>
+      <w:r>
+        <w:t>Hat</w:t>
+      </w:r>
+      <w:r>
+        <w:rPr>
+          <w:lang w:val="ru-RU"/>
+        </w:rPr>
+        <w:t>.</w:t>
       </w:r>
     </w:p>
     <w:p>
+      <w:pPr>
+        <w:rPr>
+          <w:lang w:val="ru-RU"/>
+        </w:rPr>
+      </w:pPr>
       <w:r>
-        <w:t>Преобразование Top-Hat вычисляется как разность исходного изображения и результата морфологического открытия. Оно позволяет выделять небольшие светлые объекты, которые могут быть недостаточно заметны на фоне с медленно меняющейся яркость</w:t>
+        <w:rPr>
+          <w:lang w:val="ru-RU"/>
+        </w:rPr>
+        <w:lastRenderedPageBreak/>
+        <w:t xml:space="preserve">Преобразование </w:t>
       </w:r>
       <w:r>
-        <w:t>ю.</w:t>
+        <w:t>Top</w:t>
+      </w:r>
+      <w:r>
+        <w:rPr>
+          <w:lang w:val="ru-RU"/>
+        </w:rPr>
+        <w:t>-</w:t>
+      </w:r>
+      <w:r>
+        <w:t>Hat</w:t>
+      </w:r>
+      <w:r>
+        <w:rPr>
+          <w:lang w:val="ru-RU"/>
+        </w:rPr>
+        <w:t xml:space="preserve"> вычисляется как разность исходного изображения и результата морфологического открытия. Оно позволяет выделять небольшие светлые объекты, которые могут быть недостаточно заметны на фоне с медленно меняющейся яркостью.</w:t>
       </w:r>
     </w:p>
     <w:p>
+      <w:pPr>
+        <w:rPr>
+          <w:lang w:val="ru-RU"/>
+        </w:rPr>
+      </w:pPr>
       <w:r>
-        <w:t>Преобразование Black-Hat вычисляется как разность результата морфологического закрытия и исходного изображения. Оно используется для выделения небольших тёмных объектов и деталей.</w:t>
+        <w:rPr>
+          <w:lang w:val="ru-RU"/>
+        </w:rPr>
+        <w:t xml:space="preserve">Преобразование </w:t>
+      </w:r>
+      <w:r>
+        <w:t>Black</w:t>
+      </w:r>
+      <w:r>
+        <w:rPr>
+          <w:lang w:val="ru-RU"/>
+        </w:rPr>
+        <w:t>-</w:t>
+      </w:r>
+      <w:r>
+        <w:t>Hat</w:t>
+      </w:r>
+      <w:r>
+        <w:rPr>
+          <w:lang w:val="ru-RU"/>
+        </w:rPr>
+        <w:t xml:space="preserve"> вычисляется как разность результата морфологического закрытия и исходного изображения. Оно используется для выделения небольших тёмных объектов и деталей.</w:t>
       </w:r>
     </w:p>
     <w:p>
+      <w:pPr>
+        <w:rPr>
+          <w:lang w:val="ru-RU"/>
+        </w:rPr>
+      </w:pPr>
       <w:r>
-        <w:t xml:space="preserve">Результат данных преобразований зависит от размера </w:t>
-      </w:r>
-      <w:r>
-        <w:t>структурирующего элемента: он должен соответствовать масштабу деталей, которые требуется выделить.</w:t>
+        <w:rPr>
+          <w:lang w:val="ru-RU"/>
+        </w:rPr>
+        <w:t>Результат данных преобразований зависит от размера структурирующего элемента: он должен соответствовать масштабу деталей, которые требуется выделить.</w:t>
       </w:r>
     </w:p>
     <w:p>
       <w:pPr>
         <w:spacing w:before="160"/>
+        <w:rPr>
+          <w:lang w:val="ru-RU"/>
+        </w:rPr>
       </w:pPr>
       <w:r>
         <w:rPr>
           <w:b/>
+          <w:lang w:val="ru-RU"/>
         </w:rPr>
         <w:t>6. Проверка алгоритмов</w:t>
       </w:r>
     </w:p>
     <w:p>
+      <w:pPr>
+        <w:rPr>
+          <w:lang w:val="ru-RU"/>
+        </w:rPr>
+      </w:pPr>
       <w:r>
-        <w:t>Для проверки фильтров используются тестовые изображения с импульсным и гауссовским шумом, а также изображения с геометрическими фигура</w:t>
+        <w:rPr>
+          <w:lang w:val="ru-RU"/>
+        </w:rPr>
+        <w:t xml:space="preserve">Для проверки фильтров используются тестовые изображения с импульсным и </w:t>
       </w:r>
+      <w:proofErr w:type="spellStart"/>
       <w:r>
-        <w:t>ми, тонкими линиями, небольшими деталями и неоднородным фоном.</w:t>
+        <w:rPr>
+          <w:lang w:val="ru-RU"/>
+        </w:rPr>
+        <w:t>гауссовским</w:t>
+      </w:r>
+      <w:proofErr w:type="spellEnd"/>
+      <w:r>
+        <w:rPr>
+          <w:lang w:val="ru-RU"/>
+        </w:rPr>
+        <w:t xml:space="preserve"> шумом, а также изображения с геометрическими фигурами, тонкими линиями, небольшими деталями и неоднородным фоном.</w:t>
       </w:r>
     </w:p>
     <w:p>
+      <w:pPr>
+        <w:rPr>
+          <w:lang w:val="ru-RU"/>
+        </w:rPr>
+      </w:pPr>
       <w:r>
-        <w:t>Медианный фильтр проверяется на изображениях с отдельными светлыми и тёмными точками. Усредняющий и гауссовский фильтры сравниваются на зашумлённых изображениях с учётом степени сглаживания и с</w:t>
+        <w:rPr>
+          <w:lang w:val="ru-RU"/>
+        </w:rPr>
+        <w:t xml:space="preserve">Медианный фильтр проверяется на изображениях с отдельными светлыми и тёмными точками. Усредняющий и </w:t>
+      </w:r>
+      <w:proofErr w:type="spellStart"/>
+      <w:r>
+        <w:rPr>
+          <w:lang w:val="ru-RU"/>
+        </w:rPr>
+        <w:t>гауссовский</w:t>
+      </w:r>
+      <w:proofErr w:type="spellEnd"/>
+      <w:r>
+        <w:rPr>
+          <w:lang w:val="ru-RU"/>
+        </w:rPr>
+        <w:t xml:space="preserve"> фильтры сравниваются на зашумлённых изображениях с учётом степени сглаживания и сохранения границ. Морфологические операции проверяются на изображениях с бинарными фигурами, отверстиями и разрывами линий. </w:t>
       </w:r>
       <w:r>
-        <w:t>охранения границ. Морфологические операции проверяются на изображениях с бинарными фигурами, отверстиями и разрывами линий. Top-Hat и Black-Hat используются для выделения мелких светлых и тёмных деталей на неоднородном фоне.</w:t>
+        <w:t>Top</w:t>
+      </w:r>
+      <w:r>
+        <w:rPr>
+          <w:lang w:val="ru-RU"/>
+        </w:rPr>
+        <w:t>-</w:t>
+      </w:r>
+      <w:r>
+        <w:t>Hat</w:t>
+      </w:r>
+      <w:r>
+        <w:rPr>
+          <w:lang w:val="ru-RU"/>
+        </w:rPr>
+        <w:t xml:space="preserve"> и </w:t>
+      </w:r>
+      <w:r>
+        <w:t>Black</w:t>
+      </w:r>
+      <w:r>
+        <w:rPr>
+          <w:lang w:val="ru-RU"/>
+        </w:rPr>
+        <w:t>-</w:t>
+      </w:r>
+      <w:r>
+        <w:t>Hat</w:t>
+      </w:r>
+      <w:r>
+        <w:rPr>
+          <w:lang w:val="ru-RU"/>
+        </w:rPr>
+        <w:t xml:space="preserve"> используются для выделения мелких светлых и тёмных деталей на неоднородном фоне.</w:t>
       </w:r>
     </w:p>
     <w:p>
+      <w:pPr>
+        <w:rPr>
+          <w:lang w:val="ru-RU"/>
+        </w:rPr>
+      </w:pPr>
       <w:r>
-        <w:t>Для анализа изменений изображен</w:t>
-      </w:r>
-      <w:r>
-        <w:t>ия можно сопоставить исходное и обработанное изображения, а также их гистограммы яркости. Гистограммы позволяют оценить, как фильтрация влияет на распределение яркостей. Конкретные результаты сравнения следует фиксировать по итогам запуска программы на выб</w:t>
-      </w:r>
-      <w:r>
-        <w:t>ранных тестовых изображениях.</w:t>
+        <w:rPr>
+          <w:lang w:val="ru-RU"/>
+        </w:rPr>
+        <w:t>Для анализа изменений изображения можно сопоставить исходное и обработанное изображения, а также их гистограммы яркости. Гистограммы позволяют оценить, как фильтрация влияет на распределение яркостей. Конкретные результаты сравнения следует фиксировать по итогам запуска программы на выбранных тестовых изображениях.</w:t>
       </w:r>
     </w:p>
     <w:p>
       <w:pPr>
         <w:spacing w:before="160" w:after="80"/>
+        <w:rPr>
+          <w:lang w:val="ru-RU"/>
+        </w:rPr>
       </w:pPr>
       <w:r>
         <w:rPr>
           <w:b/>
+          <w:lang w:val="ru-RU"/>
         </w:rPr>
         <w:t>Вывод</w:t>
       </w:r>
     </w:p>
     <w:p>
+      <w:pPr>
+        <w:rPr>
+          <w:lang w:val="ru-RU"/>
+        </w:rPr>
+      </w:pPr>
       <w:r>
-        <w:t xml:space="preserve">В ходе лабораторной работы были изучены и реализованы методы низкочастотной фильтрации и морфологической обработки цифровых изображений. Рассмотрены усредняющий, гауссовский и медианный фильтры, способы обработки границ </w:t>
+        <w:rPr>
+          <w:lang w:val="ru-RU"/>
+        </w:rPr>
+        <w:t xml:space="preserve">В ходе лабораторной работы были изучены и реализованы методы низкочастотной фильтрации и морфологической обработки цифровых изображений. Рассмотрены усредняющий, </w:t>
+      </w:r>
+      <w:proofErr w:type="spellStart"/>
+      <w:r>
+        <w:rPr>
+          <w:lang w:val="ru-RU"/>
+        </w:rPr>
+        <w:t>гауссовский</w:t>
+      </w:r>
+      <w:proofErr w:type="spellEnd"/>
+      <w:r>
+        <w:rPr>
+          <w:lang w:val="ru-RU"/>
+        </w:rPr>
+        <w:t xml:space="preserve"> и медианный фильтры, способы обработки границ </w:t>
       </w:r>
       <w:r>
-        <w:t>Clamp и Reflect, а также морфологические операции эрозии, дилатации, открытия, закрытия и градиента. Дополнительно реализованы преобразования Top-Hat и Black-Hat для выделения деталей на неоднородном фоне.</w:t>
+        <w:t>Clamp</w:t>
+      </w:r>
+      <w:r>
+        <w:rPr>
+          <w:lang w:val="ru-RU"/>
+        </w:rPr>
+        <w:t xml:space="preserve"> и </w:t>
+      </w:r>
+      <w:r>
+        <w:t>Reflect</w:t>
+      </w:r>
+      <w:r>
+        <w:rPr>
+          <w:lang w:val="ru-RU"/>
+        </w:rPr>
+        <w:t xml:space="preserve">, а также морфологические операции эрозии, дилатации, открытия, закрытия и градиента. Дополнительно реализованы преобразования </w:t>
+      </w:r>
+      <w:r>
+        <w:t>Top</w:t>
+      </w:r>
+      <w:r>
+        <w:rPr>
+          <w:lang w:val="ru-RU"/>
+        </w:rPr>
+        <w:t>-</w:t>
+      </w:r>
+      <w:r>
+        <w:t>Hat</w:t>
+      </w:r>
+      <w:r>
+        <w:rPr>
+          <w:lang w:val="ru-RU"/>
+        </w:rPr>
+        <w:t xml:space="preserve"> и </w:t>
+      </w:r>
+      <w:r>
+        <w:t>Black</w:t>
+      </w:r>
+      <w:r>
+        <w:rPr>
+          <w:lang w:val="ru-RU"/>
+        </w:rPr>
+        <w:t>-</w:t>
+      </w:r>
+      <w:r>
+        <w:t>Hat</w:t>
+      </w:r>
+      <w:r>
+        <w:rPr>
+          <w:lang w:val="ru-RU"/>
+        </w:rPr>
+        <w:t xml:space="preserve"> для выделения деталей на неоднородном фоне.</w:t>
       </w:r>
     </w:p>
     <w:p>
+      <w:pPr>
+        <w:rPr>
+          <w:lang w:val="ru-RU"/>
+        </w:rPr>
+      </w:pPr>
       <w:r>
-        <w:t>Рассмотренные алгоритмы решают разные задачи: лине</w:t>
-      </w:r>
-      <w:r>
-        <w:t>йные фильтры сглаживают изображение, медианный фильтр подавляет импульсный шум, а морфологические операции изменяют форму объектов и помогают выделять их границы и мелкие детали. Выбор метода и его параметров определяется типом шума, структурой изображения</w:t>
-      </w:r>
-      <w:r>
-        <w:t xml:space="preserve"> и целью обработки.</w:t>
+        <w:rPr>
+          <w:lang w:val="ru-RU"/>
+        </w:rPr>
+        <w:t>Рассмотренные алгоритмы решают разные задачи: линейные фильтры сглаживают изображение, медианный фильтр подавляет импульсный шум, а морфологические операции изменяют форму объектов и помогают выделять их границы и мелкие детали. Выбор метода и его параметров определяется типом шума, структурой изображения и целью обработки.</w:t>
       </w:r>
     </w:p>
     <w:p>
       <w:pPr>
         <w:spacing w:before="240"/>
+        <w:rPr>
+          <w:lang w:val="ru-RU"/>
+        </w:rPr>
       </w:pPr>
       <w:r>
+        <w:rPr>
+          <w:lang w:val="ru-RU"/>
+        </w:rPr>
         <w:t>Подготовил: Потапченко Арсений Александрович, 10 гр.</w:t>
+      </w:r>
+    </w:p>
+    <w:p>
+      <w:pPr>
+        <w:spacing w:before="240"/>
+        <w:rPr>
+          <w:lang w:val="ru-RU"/>
+        </w:rPr>
+      </w:pPr>
+      <w:hyperlink r:id="rId6" w:history="1">
+        <w:r>
+          <w:rPr>
+            <w:rStyle w:val="aff8"/>
+            <w:lang w:val="ru-RU"/>
+          </w:rPr>
+          <w:t>https://potapchenkopcglabs-lab3-git-main-arsenijpotaps-projects.vercel.app</w:t>
+        </w:r>
+      </w:hyperlink>
+      <w:r>
+        <w:rPr>
+          <w:lang w:val="ru-RU"/>
+        </w:rPr>
+        <w:t xml:space="preserve"> </w:t>
       </w:r>
     </w:p>
     <w:sectPr>
@@ -1083,11 +1427,6 @@
     <w:lsdException w:name="Book Title" w:uiPriority="33" w:qFormat="1"/>
     <w:lsdException w:name="Bibliography" w:semiHidden="1" w:uiPriority="37" w:unhideWhenUsed="1"/>
     <w:lsdException w:name="TOC Heading" w:semiHidden="1" w:uiPriority="39" w:unhideWhenUsed="1" w:qFormat="1"/>
-    <w:lsdException w:name="Plain Table 5" w:semiHidden="1" w:unhideWhenUsed="1"/>
-    <w:lsdException w:name="Grid Table Light" w:semiHidden="1" w:unhideWhenUsed="1"/>
-    <w:lsdException w:name="Grid Table 1 Light" w:semiHidden="1" w:unhideWhenUsed="1"/>
-    <w:lsdException w:name="Grid Table 2" w:semiHidden="1" w:unhideWhenUsed="1"/>
-    <w:lsdException w:name="Grid Table 3" w:semiHidden="1" w:unhideWhenUsed="1"/>
     <w:lsdException w:name="Grid Table 4" w:uiPriority="49"/>
     <w:lsdException w:name="Grid Table 5 Dark" w:uiPriority="50"/>
     <w:lsdException w:name="Grid Table 6 Colorful" w:uiPriority="51"/>
@@ -12193,6 +12532,29 @@
       <w:sz w:val="24"/>
       <w:szCs w:val="24"/>
       <w:lang w:val="ru-BY" w:eastAsia="ru-RU"/>
+    </w:rPr>
+  </w:style>
+  <w:style w:type="character" w:styleId="aff8">
+    <w:name w:val="Hyperlink"/>
+    <w:basedOn w:val="a2"/>
+    <w:uiPriority w:val="99"/>
+    <w:unhideWhenUsed/>
+    <w:rsid w:val="00CA6536"/>
+    <w:rPr>
+      <w:color w:val="0000FF" w:themeColor="hyperlink"/>
+      <w:u w:val="single"/>
+    </w:rPr>
+  </w:style>
+  <w:style w:type="character" w:styleId="aff9">
+    <w:name w:val="Unresolved Mention"/>
+    <w:basedOn w:val="a2"/>
+    <w:uiPriority w:val="99"/>
+    <w:semiHidden/>
+    <w:unhideWhenUsed/>
+    <w:rsid w:val="00CA6536"/>
+    <w:rPr>
+      <w:color w:val="605E5C"/>
+      <w:shd w:val="clear" w:color="auto" w:fill="E1DFDD"/>
     </w:rPr>
   </w:style>
 </w:styles>
